--- a/tests/Lokad.OoxPdf.Tests/Cases/docx-markup-review.docx
+++ b/tests/Lokad.OoxPdf.Tests/Cases/docx-markup-review.docx
@@ -53,7 +53,7 @@
       </w:r>
       <w:moveFrom w:id="3" w:author="Reviewer" w:date="2026-06-01T00:00:00Z">
         <w:r>
-          <w:delText>the source phrase </w:delText>
+          <w:t>the source phrase </w:t>
         </w:r>
       </w:moveFrom>
       <w:moveTo w:id="4" w:author="Reviewer" w:date="2026-06-01T00:00:00Z">
